--- a/courts/ninth-circuit/idaho/state/court-of-appeals/reply-brief/usage/OUTPUT-reply-brief.docx
+++ b/courts/ninth-circuit/idaho/state/court-of-appeals/reply-brief/usage/OUTPUT-reply-brief.docx
@@ -5096,7 +5096,7 @@
         <w:pStyle w:val="XdQuoteOnly"/>
       </w:pPr>
       <w:r>
-        <w:t xml:space="preserve">I didn’t really deal with whether the homeowner had given consent or the defendant had given consent because that wasn’t something that was argued in the defense brief . . . . So I sort of just stepped over that issue without necessarily conceding it because I really didn’t think it was relevant . . . . So it’s very difficult to me to respond to some of the cases cited by the defense today because I haven’t had the benefit of reading them, and it wasn’t in their brief, so I didn’t prepare that issue. However, I’ll take a look at those cases after the fact and supplement my response if I think it’s necessary, but I still think, Judge, the issue is whether there’s a nexus.</w:t>
+        <w:t xml:space="preserve">I didn’t really deal with whether the homeowner had given consent or the defendant had given consent because that wasn’t something that was argued in the defense brief ⁠. ⁠. ⁠. ⁠. So I sort of just stepped over that issue without necessarily conceding it because I really didn’t think it was relevant ⁠. ⁠. ⁠. ⁠. So it’s very difficult to me to respond to some of the cases cited by the defense today because I haven’t had the benefit of reading them, and it wasn’t in their brief, so I didn’t prepare that issue. However, I’ll take a look at those cases after the fact and supplement my response if I think it’s necessary, but I still think, Judge, the issue is whether there’s a nexus.</w:t>
       </w:r>
     </w:p>
     <w:p>
@@ -7178,6 +7178,33 @@
     <w:pPr>
       <w:spacing w:before="0" w:after="0" w:line="322" w:lineRule="exact"/>
       <w:ind w:left="2160" w:hanging="720"/>
+    </w:pPr>
+  </w:style>
+  <w:style w:type="paragraph" w:customStyle="1" w:styleId="XdQuoteList1">
+    <w:name w:val="Xd Quote List 1"/>
+    <w:basedOn w:val="Normal"/>
+    <w:qFormat/>
+    <w:pPr>
+      <w:spacing w:before="0" w:after="0" w:line="322" w:lineRule="exact"/>
+      <w:ind w:left="1440" w:right="720" w:hanging="720"/>
+    </w:pPr>
+  </w:style>
+  <w:style w:type="paragraph" w:customStyle="1" w:styleId="XdQuoteList2">
+    <w:name w:val="Xd Quote List 2"/>
+    <w:basedOn w:val="Normal"/>
+    <w:qFormat/>
+    <w:pPr>
+      <w:spacing w:before="0" w:after="0" w:line="322" w:lineRule="exact"/>
+      <w:ind w:left="2160" w:right="720" w:hanging="720"/>
+    </w:pPr>
+  </w:style>
+  <w:style w:type="paragraph" w:customStyle="1" w:styleId="XdQuoteList3">
+    <w:name w:val="Xd Quote List 3"/>
+    <w:basedOn w:val="Normal"/>
+    <w:qFormat/>
+    <w:pPr>
+      <w:spacing w:before="0" w:after="0" w:line="322" w:lineRule="exact"/>
+      <w:ind w:left="2880" w:right="720" w:hanging="720"/>
     </w:pPr>
   </w:style>
   <w:style w:type="paragraph" w:customStyle="1" w:styleId="XdQuoteOnly">
